--- a/Нахождение процентов.docx
+++ b/Нахождение процентов.docx
@@ -1214,6 +1214,317 @@
             </a:graphic>
           </wp:inline>
         </w:drawing>
+      </w:r>
+    </w:p>
+    <w:p>
+      <w:r>
+        <w:br w:type="page"/>
+      </w:r>
+    </w:p>
+    <w:p>
+      <w:r>
+        <w:rPr>
+          <w:b/>
+        </w:rPr>
+        <w:t>Самостоятельная работа по теме «Проценты». Решение. Вариант 2.</w:t>
+      </w:r>
+    </w:p>
+    <w:p>
+      <w:r>
+        <w:rPr>
+          <w:b w:val="0"/>
+        </w:rPr>
+      </w:r>
+    </w:p>
+    <w:p>
+      <w:r>
+        <w:rPr>
+          <w:b/>
+        </w:rPr>
+        <w:t>1. Запишите десятичные дроби в виде процентов (умножаем на 100%):</w:t>
+      </w:r>
+    </w:p>
+    <w:p>
+      <w:r>
+        <w:rPr>
+          <w:b w:val="0"/>
+        </w:rPr>
+        <w:t>а) 0,25 = 0,25 · 100% = 25%</w:t>
+      </w:r>
+    </w:p>
+    <w:p>
+      <w:r>
+        <w:rPr>
+          <w:b w:val="0"/>
+        </w:rPr>
+        <w:t>б) 4,57 = 4,57 · 100% = 457%</w:t>
+      </w:r>
+    </w:p>
+    <w:p>
+      <w:r>
+        <w:rPr>
+          <w:b w:val="0"/>
+        </w:rPr>
+        <w:t>в) 0,009 = 0,009 · 100% = 0,9%</w:t>
+      </w:r>
+    </w:p>
+    <w:p>
+      <w:r>
+        <w:rPr>
+          <w:b w:val="0"/>
+        </w:rPr>
+        <w:t>г) 6,3 = 6,3 · 100% = 630%</w:t>
+      </w:r>
+    </w:p>
+    <w:p>
+      <w:r>
+        <w:rPr>
+          <w:b w:val="0"/>
+        </w:rPr>
+        <w:t>Ответ: а) 25%; б) 457%; в) 0,9%; г) 630%.</w:t>
+      </w:r>
+    </w:p>
+    <w:p>
+      <w:r>
+        <w:rPr>
+          <w:b w:val="0"/>
+        </w:rPr>
+      </w:r>
+    </w:p>
+    <w:p>
+      <w:r>
+        <w:rPr>
+          <w:b/>
+        </w:rPr>
+        <w:t>2. Запишите проценты в виде десятичных дробей (делим на 100):</w:t>
+      </w:r>
+    </w:p>
+    <w:p>
+      <w:r>
+        <w:rPr>
+          <w:b w:val="0"/>
+        </w:rPr>
+        <w:t>а) 7,1% = 7,1 : 100 = 0,071</w:t>
+      </w:r>
+    </w:p>
+    <w:p>
+      <w:r>
+        <w:rPr>
+          <w:b w:val="0"/>
+        </w:rPr>
+        <w:t>б) 934% = 934 : 100 = 9,34</w:t>
+      </w:r>
+    </w:p>
+    <w:p>
+      <w:r>
+        <w:rPr>
+          <w:b w:val="0"/>
+        </w:rPr>
+        <w:t>в) 81% = 81 : 100 = 0,81</w:t>
+      </w:r>
+    </w:p>
+    <w:p>
+      <w:r>
+        <w:rPr>
+          <w:b w:val="0"/>
+        </w:rPr>
+        <w:t>г) 6% = 6 : 100 = 0,06</w:t>
+      </w:r>
+    </w:p>
+    <w:p>
+      <w:r>
+        <w:rPr>
+          <w:b w:val="0"/>
+        </w:rPr>
+        <w:t>Ответ: а) 0,071; б) 9,34; в) 0,81; г) 0,06.</w:t>
+      </w:r>
+    </w:p>
+    <w:p>
+      <w:r>
+        <w:rPr>
+          <w:b w:val="0"/>
+        </w:rPr>
+      </w:r>
+    </w:p>
+    <w:p>
+      <w:r>
+        <w:rPr>
+          <w:b/>
+        </w:rPr>
+        <w:t>3. Найдите:</w:t>
+      </w:r>
+    </w:p>
+    <w:p>
+      <w:r>
+        <w:rPr>
+          <w:b w:val="0"/>
+        </w:rPr>
+        <w:t>а) 14% от 600: 600 : 100 · 14 = 84</w:t>
+      </w:r>
+    </w:p>
+    <w:p>
+      <w:r>
+        <w:rPr>
+          <w:b w:val="0"/>
+        </w:rPr>
+        <w:t>б) 18% от 5: 5 : 100 · 18 = 0,9</w:t>
+      </w:r>
+    </w:p>
+    <w:p>
+      <w:r>
+        <w:rPr>
+          <w:b w:val="0"/>
+        </w:rPr>
+        <w:t>в) число, 1% которого равен 7: 7 · 100 = 700</w:t>
+      </w:r>
+    </w:p>
+    <w:p>
+      <w:r>
+        <w:rPr>
+          <w:b w:val="0"/>
+        </w:rPr>
+        <w:t>г) число, 40% которого равен 121: 121 : 40 · 100 = 302,5</w:t>
+      </w:r>
+    </w:p>
+    <w:p>
+      <w:r>
+        <w:rPr>
+          <w:b w:val="0"/>
+        </w:rPr>
+        <w:t>Ответ: а) 84; б) 0,9; в) 700; г) 302,5.</w:t>
+      </w:r>
+    </w:p>
+    <w:p>
+      <w:r>
+        <w:rPr>
+          <w:b w:val="0"/>
+        </w:rPr>
+      </w:r>
+    </w:p>
+    <w:p>
+      <w:r>
+        <w:rPr>
+          <w:b/>
+        </w:rPr>
+        <w:t>4. В компоте сливы составляют 40% всех сухофруктов. Сколько слив в компоте, если в нём 800 г сухофруктов?</w:t>
+      </w:r>
+    </w:p>
+    <w:p>
+      <w:r>
+        <w:rPr>
+          <w:b w:val="0"/>
+        </w:rPr>
+        <w:t>Решение: 800 : 100 · 40 = 320 (г) — слив.</w:t>
+      </w:r>
+    </w:p>
+    <w:p>
+      <w:r>
+        <w:rPr>
+          <w:b w:val="0"/>
+        </w:rPr>
+        <w:t>Ответ: 320 г слив.</w:t>
+      </w:r>
+    </w:p>
+    <w:p>
+      <w:r>
+        <w:rPr>
+          <w:b w:val="0"/>
+        </w:rPr>
+      </w:r>
+    </w:p>
+    <w:p>
+      <w:r>
+        <w:rPr>
+          <w:b/>
+        </w:rPr>
+        <w:t>5. В саду 12 кустов смородины и 8 кустов крыжовника. Какую часть всех кустов составляет крыжовник?</w:t>
+      </w:r>
+    </w:p>
+    <w:p>
+      <w:r>
+        <w:rPr>
+          <w:b w:val="0"/>
+        </w:rPr>
+        <w:t>Решение:</w:t>
+      </w:r>
+    </w:p>
+    <w:p>
+      <w:r>
+        <w:rPr>
+          <w:b w:val="0"/>
+        </w:rPr>
+        <w:t>1) 12 + 8 = 20 (кустов) — всего в саду.</w:t>
+      </w:r>
+    </w:p>
+    <w:p>
+      <w:r>
+        <w:rPr>
+          <w:b w:val="0"/>
+        </w:rPr>
+        <w:t>2) 8 : 20 = 0,4 = 40% — составляет крыжовник.</w:t>
+      </w:r>
+    </w:p>
+    <w:p>
+      <w:r>
+        <w:rPr>
+          <w:b w:val="0"/>
+        </w:rPr>
+        <w:t>Ответ: 0,4 (то есть 2/5, или 40%) всех кустов.</w:t>
+      </w:r>
+    </w:p>
+    <w:p>
+      <w:r>
+        <w:rPr>
+          <w:b w:val="0"/>
+        </w:rPr>
+      </w:r>
+    </w:p>
+    <w:p>
+      <w:r>
+        <w:rPr>
+          <w:b/>
+        </w:rPr>
+        <w:t>6. В гараже 75% всех машин составляют автомобили, а остальное — грузовики. Сколько машин в гараже, если в нём 9 грузовиков?</w:t>
+      </w:r>
+    </w:p>
+    <w:p>
+      <w:r>
+        <w:rPr>
+          <w:b w:val="0"/>
+        </w:rPr>
+        <w:t>Решение:</w:t>
+      </w:r>
+    </w:p>
+    <w:p>
+      <w:r>
+        <w:rPr>
+          <w:b w:val="0"/>
+        </w:rPr>
+        <w:t>1) 100% − 75% = 25% — составляют грузовики.</w:t>
+      </w:r>
+    </w:p>
+    <w:p>
+      <w:r>
+        <w:rPr>
+          <w:b w:val="0"/>
+        </w:rPr>
+        <w:t>2) 9 грузовиков — это 25%, значит 1% = 9 : 25 = 0,36 машины.</w:t>
+      </w:r>
+    </w:p>
+    <w:p>
+      <w:r>
+        <w:rPr>
+          <w:b w:val="0"/>
+        </w:rPr>
+        <w:t>3) 0,36 · 100 = 36 (машин) — всего в гараже.</w:t>
+      </w:r>
+    </w:p>
+    <w:p>
+      <w:r>
+        <w:rPr>
+          <w:b w:val="0"/>
+        </w:rPr>
+        <w:t>Ответ: 36 машин.</w:t>
       </w:r>
     </w:p>
     <w:sectPr>
